--- a/site-doctor-cheatsheet.docx
+++ b/site-doctor-cheatsheet.docx
@@ -48,7 +48,7 @@
           <w:sz w:val="18"/>
           <w:szCs w:val="18"/>
         </w:rPr>
-        <w:t xml:space="preserve">Complete audit, debug &amp; fix toolkit for production websites and databases  ·  Codex plugin  ·  v1.0.11</w:t>
+        <w:t xml:space="preserve">Complete audit, debug &amp; fix toolkit for production websites and databases  ·  Codex plugin  ·  v1.0.12</w:t>
       </w:r>
     </w:p>
     <w:p>

--- a/site-doctor-cheatsheet.docx
+++ b/site-doctor-cheatsheet.docx
@@ -48,7 +48,7 @@
           <w:sz w:val="18"/>
           <w:szCs w:val="18"/>
         </w:rPr>
-        <w:t xml:space="preserve">Complete audit, debug &amp; fix toolkit for production websites and databases  ·  Codex plugin  ·  v1.0.12</w:t>
+        <w:t xml:space="preserve">Complete audit, debug &amp; fix toolkit for production websites and databases  ·  Codex plugin  ·  v1.0.27</w:t>
       </w:r>
     </w:p>
     <w:p>
